--- a/CMA_B1_Ch02_AnswerKeys.docx
+++ b/CMA_B1_Ch02_AnswerKeys.docx
@@ -27,7 +27,7 @@
           <w:sz w:val="20"/>
           <w:szCs w:val="20"/>
         </w:rPr>
-        <w:t xml:space="preserve">Section 2.1 · The Balance Sheet · 39 items · keep this sheet separate from the handout</w:t>
+        <w:t xml:space="preserve">Purpose and structure of the balance sheet · The Balance Sheet · 39 items · keep this sheet separate from the handout</w:t>
       </w:r>
     </w:p>
     <w:tbl>
@@ -2194,7 +2194,7 @@
           <w:sz w:val="20"/>
           <w:szCs w:val="20"/>
         </w:rPr>
-        <w:t xml:space="preserve">Section 2.2 · The Balance Sheet · 21 items · keep this sheet separate from the handout</w:t>
+        <w:t xml:space="preserve">Current and noncurrent items · The Balance Sheet · 21 items · keep this sheet separate from the handout</w:t>
       </w:r>
     </w:p>
     <w:tbl>
@@ -3588,7 +3588,7 @@
           <w:sz w:val="20"/>
           <w:szCs w:val="20"/>
         </w:rPr>
-        <w:t xml:space="preserve">Section 2.3 · The Balance Sheet · 25 items · keep this sheet separate from the handout</w:t>
+        <w:t xml:space="preserve">Classifying debt · The Balance Sheet · 25 items · keep this sheet separate from the handout</w:t>
       </w:r>
     </w:p>
     <w:tbl>
@@ -5255,7 +5255,7 @@
           <w:sz w:val="20"/>
           <w:szCs w:val="20"/>
         </w:rPr>
-        <w:t xml:space="preserve">The terms and the contrasts · The Balance Sheet · 33 items · keep this sheet separate from the handout</w:t>
+        <w:t xml:space="preserve">Balance Sheet: the terms and the contrasts · The Balance Sheet · 33 items · keep this sheet separate from the handout</w:t>
       </w:r>
     </w:p>
     <w:tbl>
